--- a/public/templates-clean/clinceni/9. Anexa 7 - Acord in cazul schimbarii starii de sanatate (2).docx
+++ b/public/templates-clean/clinceni/9. Anexa 7 - Acord in cazul schimbarii starii de sanatate (2).docx
@@ -70,7 +70,7 @@
         <w:rPr>
           <w:w w:val="125"/>
         </w:rPr>
-        <w:t xml:space="preserve"> </w:t>
+        <w:t xml:space="preserve"/>
       </w:r>
       <w:r>
         <w:rPr>
@@ -89,7 +89,7 @@
         <w:rPr>
           <w:w w:val="125"/>
         </w:rPr>
-        <w:t>CONTRACTUL Nr. {NUMAR_CONTRACT}/15.04</w:t>
+        <w:t>CONTRACTUL Nr. {NUMAR_CONTRACT}/{DATA_CONTRACT}</w:t>
       </w:r>
       <w:r>
         <w:t xml:space="preserve"> </w:t>
@@ -101,7 +101,7 @@
         <w:t/>
       </w:r>
       <w:r>
-        <w:t>.2026</w:t>
+        <w:t/>
       </w:r>
     </w:p>
     <w:p>
